--- a/Assignments/Aiml Assignment6.docx
+++ b/Assignments/Aiml Assignment6.docx
@@ -21,7 +21,7 @@
           <w:sz w:val="36"/>
           <w:szCs w:val="32"/>
         </w:rPr>
-        <w:t>Assignment No</w:t>
+        <w:t>Assignment No 6</w:t>
       </w:r>
       <w:r>
         <w:rPr>
@@ -31,7 +31,6 @@
           <w:sz w:val="36"/>
           <w:szCs w:val="32"/>
         </w:rPr>
-        <w:t xml:space="preserve"> </w:t>
       </w:r>
       <w:r>
         <w:rPr>
@@ -41,7 +40,6 @@
           <w:sz w:val="36"/>
           <w:szCs w:val="32"/>
         </w:rPr>
-        <w:t>6</w:t>
       </w:r>
     </w:p>
     <w:p>
@@ -60,18 +58,15 @@
           <w:sz w:val="28"/>
           <w:szCs w:val="28"/>
         </w:rPr>
-        <w:t>Aim:</w:t>
-      </w:r>
-      <w:r>
-        <w:t xml:space="preserve"> </w:t>
-      </w:r>
+        <w:t>Aim: Implement Linear Regression Algorithm.</w:t>
+      </w:r>
+      <w:r/>
       <w:r>
         <w:rPr>
           <w:rFonts w:ascii="Times New Roman" w:hAnsi="Times New Roman" w:cs="Times New Roman"/>
           <w:sz w:val="24"/>
           <w:szCs w:val="24"/>
         </w:rPr>
-        <w:t>Implement Linear Regression Algorithm</w:t>
       </w:r>
     </w:p>
     <w:p>
@@ -97,8 +92,23 @@
           <w:sz w:val="18"/>
           <w:szCs w:val="16"/>
         </w:rPr>
-        <w:t xml:space="preserve"> </w:t>
-      </w:r>
+      </w:r>
+      <w:r>
+        <w:rPr>
+          <w:rFonts w:ascii="Times New Roman" w:hAnsi="Times New Roman" w:cs="Times New Roman"/>
+          <w:sz w:val="24"/>
+          <w:szCs w:val="22"/>
+        </w:rPr>
+      </w:r>
+    </w:p>
+    <w:p>
+      <w:pPr>
+        <w:rPr>
+          <w:rFonts w:ascii="Times New Roman" w:hAnsi="Times New Roman" w:cs="Times New Roman"/>
+          <w:sz w:val="24"/>
+          <w:szCs w:val="22"/>
+        </w:rPr>
+      </w:pPr>
       <w:r>
         <w:rPr>
           <w:rFonts w:ascii="Times New Roman" w:hAnsi="Times New Roman" w:cs="Times New Roman"/>
@@ -107,57 +117,38 @@
         </w:rPr>
         <w:t>import pandas as pd</w:t>
       </w:r>
-    </w:p>
-    <w:p>
-      <w:pPr>
-        <w:rPr>
-          <w:rFonts w:ascii="Times New Roman" w:hAnsi="Times New Roman" w:cs="Times New Roman"/>
-          <w:sz w:val="24"/>
-          <w:szCs w:val="22"/>
-        </w:rPr>
-      </w:pPr>
-      <w:r>
-        <w:rPr>
-          <w:rFonts w:ascii="Times New Roman" w:hAnsi="Times New Roman" w:cs="Times New Roman"/>
-          <w:sz w:val="24"/>
-          <w:szCs w:val="22"/>
-        </w:rPr>
-        <w:t xml:space="preserve">import </w:t>
-      </w:r>
-      <w:proofErr w:type="spellStart"/>
-      <w:r>
-        <w:rPr>
-          <w:rFonts w:ascii="Times New Roman" w:hAnsi="Times New Roman" w:cs="Times New Roman"/>
-          <w:sz w:val="24"/>
-          <w:szCs w:val="22"/>
-        </w:rPr>
-        <w:t>numpy</w:t>
-      </w:r>
-      <w:proofErr w:type="spellEnd"/>
-      <w:r>
-        <w:rPr>
-          <w:rFonts w:ascii="Times New Roman" w:hAnsi="Times New Roman" w:cs="Times New Roman"/>
-          <w:sz w:val="24"/>
-          <w:szCs w:val="22"/>
-        </w:rPr>
-        <w:t xml:space="preserve"> as np</w:t>
-      </w:r>
-    </w:p>
-    <w:p>
-      <w:pPr>
-        <w:rPr>
-          <w:rFonts w:ascii="Times New Roman" w:hAnsi="Times New Roman" w:cs="Times New Roman"/>
-          <w:sz w:val="24"/>
-          <w:szCs w:val="22"/>
-        </w:rPr>
-      </w:pPr>
-      <w:r>
-        <w:rPr>
-          <w:rFonts w:ascii="Times New Roman" w:hAnsi="Times New Roman" w:cs="Times New Roman"/>
-          <w:sz w:val="24"/>
-          <w:szCs w:val="22"/>
-        </w:rPr>
-        <w:t xml:space="preserve">from </w:t>
+      <w:proofErr w:type="spellStart"/>
+      <w:r>
+        <w:rPr>
+          <w:rFonts w:ascii="Times New Roman" w:hAnsi="Times New Roman" w:cs="Times New Roman"/>
+          <w:sz w:val="24"/>
+          <w:szCs w:val="22"/>
+        </w:rPr>
+      </w:r>
+      <w:proofErr w:type="spellEnd"/>
+      <w:r>
+        <w:rPr>
+          <w:rFonts w:ascii="Times New Roman" w:hAnsi="Times New Roman" w:cs="Times New Roman"/>
+          <w:sz w:val="24"/>
+          <w:szCs w:val="22"/>
+        </w:rPr>
+      </w:r>
+    </w:p>
+    <w:p>
+      <w:pPr>
+        <w:rPr>
+          <w:rFonts w:ascii="Times New Roman" w:hAnsi="Times New Roman" w:cs="Times New Roman"/>
+          <w:sz w:val="24"/>
+          <w:szCs w:val="22"/>
+        </w:rPr>
+      </w:pPr>
+      <w:r>
+        <w:rPr>
+          <w:rFonts w:ascii="Times New Roman" w:hAnsi="Times New Roman" w:cs="Times New Roman"/>
+          <w:sz w:val="24"/>
+          <w:szCs w:val="22"/>
+        </w:rPr>
+        <w:t>import numpy as np</w:t>
       </w:r>
       <w:proofErr w:type="spellStart"/>
       <w:proofErr w:type="gramStart"/>
@@ -167,7 +158,6 @@
           <w:sz w:val="24"/>
           <w:szCs w:val="22"/>
         </w:rPr>
-        <w:t>sklearn.datasets</w:t>
       </w:r>
       <w:proofErr w:type="spellEnd"/>
       <w:proofErr w:type="gramEnd"/>
@@ -177,34 +167,32 @@
           <w:sz w:val="24"/>
           <w:szCs w:val="22"/>
         </w:rPr>
-        <w:t xml:space="preserve"> import </w:t>
-      </w:r>
-      <w:proofErr w:type="spellStart"/>
-      <w:r>
-        <w:rPr>
-          <w:rFonts w:ascii="Times New Roman" w:hAnsi="Times New Roman" w:cs="Times New Roman"/>
-          <w:sz w:val="24"/>
-          <w:szCs w:val="22"/>
-        </w:rPr>
-        <w:t>fetch_california_housing</w:t>
-      </w:r>
-      <w:proofErr w:type="spellEnd"/>
-    </w:p>
-    <w:p>
-      <w:pPr>
-        <w:rPr>
-          <w:rFonts w:ascii="Times New Roman" w:hAnsi="Times New Roman" w:cs="Times New Roman"/>
-          <w:sz w:val="24"/>
-          <w:szCs w:val="22"/>
-        </w:rPr>
-      </w:pPr>
-      <w:r>
-        <w:rPr>
-          <w:rFonts w:ascii="Times New Roman" w:hAnsi="Times New Roman" w:cs="Times New Roman"/>
-          <w:sz w:val="24"/>
-          <w:szCs w:val="22"/>
-        </w:rPr>
-        <w:t xml:space="preserve">from </w:t>
+      </w:r>
+      <w:proofErr w:type="spellStart"/>
+      <w:r>
+        <w:rPr>
+          <w:rFonts w:ascii="Times New Roman" w:hAnsi="Times New Roman" w:cs="Times New Roman"/>
+          <w:sz w:val="24"/>
+          <w:szCs w:val="22"/>
+        </w:rPr>
+      </w:r>
+      <w:proofErr w:type="spellEnd"/>
+    </w:p>
+    <w:p>
+      <w:pPr>
+        <w:rPr>
+          <w:rFonts w:ascii="Times New Roman" w:hAnsi="Times New Roman" w:cs="Times New Roman"/>
+          <w:sz w:val="24"/>
+          <w:szCs w:val="22"/>
+        </w:rPr>
+      </w:pPr>
+      <w:r>
+        <w:rPr>
+          <w:rFonts w:ascii="Times New Roman" w:hAnsi="Times New Roman" w:cs="Times New Roman"/>
+          <w:sz w:val="24"/>
+          <w:szCs w:val="22"/>
+        </w:rPr>
+        <w:t>import matplotlib.pyplot as plt</w:t>
       </w:r>
       <w:proofErr w:type="spellStart"/>
       <w:proofErr w:type="gramStart"/>
@@ -214,7 +202,6 @@
           <w:sz w:val="24"/>
           <w:szCs w:val="22"/>
         </w:rPr>
-        <w:t>sklearn.model</w:t>
       </w:r>
       <w:proofErr w:type="gramEnd"/>
       <w:r>
@@ -223,43 +210,40 @@
           <w:sz w:val="24"/>
           <w:szCs w:val="22"/>
         </w:rPr>
-        <w:t>_selection</w:t>
-      </w:r>
-      <w:proofErr w:type="spellEnd"/>
-      <w:r>
-        <w:rPr>
-          <w:rFonts w:ascii="Times New Roman" w:hAnsi="Times New Roman" w:cs="Times New Roman"/>
-          <w:sz w:val="24"/>
-          <w:szCs w:val="22"/>
-        </w:rPr>
-        <w:t xml:space="preserve"> import </w:t>
-      </w:r>
-      <w:proofErr w:type="spellStart"/>
-      <w:r>
-        <w:rPr>
-          <w:rFonts w:ascii="Times New Roman" w:hAnsi="Times New Roman" w:cs="Times New Roman"/>
-          <w:sz w:val="24"/>
-          <w:szCs w:val="22"/>
-        </w:rPr>
-        <w:t>train_test_split</w:t>
-      </w:r>
-      <w:proofErr w:type="spellEnd"/>
-    </w:p>
-    <w:p>
-      <w:pPr>
-        <w:rPr>
-          <w:rFonts w:ascii="Times New Roman" w:hAnsi="Times New Roman" w:cs="Times New Roman"/>
-          <w:sz w:val="24"/>
-          <w:szCs w:val="22"/>
-        </w:rPr>
-      </w:pPr>
-      <w:r>
-        <w:rPr>
-          <w:rFonts w:ascii="Times New Roman" w:hAnsi="Times New Roman" w:cs="Times New Roman"/>
-          <w:sz w:val="24"/>
-          <w:szCs w:val="22"/>
-        </w:rPr>
-        <w:t xml:space="preserve">from </w:t>
+      </w:r>
+      <w:proofErr w:type="spellEnd"/>
+      <w:r>
+        <w:rPr>
+          <w:rFonts w:ascii="Times New Roman" w:hAnsi="Times New Roman" w:cs="Times New Roman"/>
+          <w:sz w:val="24"/>
+          <w:szCs w:val="22"/>
+        </w:rPr>
+      </w:r>
+      <w:proofErr w:type="spellStart"/>
+      <w:r>
+        <w:rPr>
+          <w:rFonts w:ascii="Times New Roman" w:hAnsi="Times New Roman" w:cs="Times New Roman"/>
+          <w:sz w:val="24"/>
+          <w:szCs w:val="22"/>
+        </w:rPr>
+      </w:r>
+      <w:proofErr w:type="spellEnd"/>
+    </w:p>
+    <w:p>
+      <w:pPr>
+        <w:rPr>
+          <w:rFonts w:ascii="Times New Roman" w:hAnsi="Times New Roman" w:cs="Times New Roman"/>
+          <w:sz w:val="24"/>
+          <w:szCs w:val="22"/>
+        </w:rPr>
+      </w:pPr>
+      <w:r>
+        <w:rPr>
+          <w:rFonts w:ascii="Times New Roman" w:hAnsi="Times New Roman" w:cs="Times New Roman"/>
+          <w:sz w:val="24"/>
+          <w:szCs w:val="22"/>
+        </w:rPr>
+        <w:t>from sklearn.datasets import fetch_california_housing</w:t>
       </w:r>
       <w:proofErr w:type="spellStart"/>
       <w:proofErr w:type="gramStart"/>
@@ -269,7 +253,6 @@
           <w:sz w:val="24"/>
           <w:szCs w:val="22"/>
         </w:rPr>
-        <w:t>sklearn.linear</w:t>
       </w:r>
       <w:proofErr w:type="gramEnd"/>
       <w:r>
@@ -278,43 +261,40 @@
           <w:sz w:val="24"/>
           <w:szCs w:val="22"/>
         </w:rPr>
-        <w:t>_model</w:t>
-      </w:r>
-      <w:proofErr w:type="spellEnd"/>
-      <w:r>
-        <w:rPr>
-          <w:rFonts w:ascii="Times New Roman" w:hAnsi="Times New Roman" w:cs="Times New Roman"/>
-          <w:sz w:val="24"/>
-          <w:szCs w:val="22"/>
-        </w:rPr>
-        <w:t xml:space="preserve"> import </w:t>
-      </w:r>
-      <w:proofErr w:type="spellStart"/>
-      <w:r>
-        <w:rPr>
-          <w:rFonts w:ascii="Times New Roman" w:hAnsi="Times New Roman" w:cs="Times New Roman"/>
-          <w:sz w:val="24"/>
-          <w:szCs w:val="22"/>
-        </w:rPr>
-        <w:t>LinearRegression</w:t>
-      </w:r>
-      <w:proofErr w:type="spellEnd"/>
-    </w:p>
-    <w:p>
-      <w:pPr>
-        <w:rPr>
-          <w:rFonts w:ascii="Times New Roman" w:hAnsi="Times New Roman" w:cs="Times New Roman"/>
-          <w:sz w:val="24"/>
-          <w:szCs w:val="22"/>
-        </w:rPr>
-      </w:pPr>
-      <w:r>
-        <w:rPr>
-          <w:rFonts w:ascii="Times New Roman" w:hAnsi="Times New Roman" w:cs="Times New Roman"/>
-          <w:sz w:val="24"/>
-          <w:szCs w:val="22"/>
-        </w:rPr>
-        <w:t xml:space="preserve">from </w:t>
+      </w:r>
+      <w:proofErr w:type="spellEnd"/>
+      <w:r>
+        <w:rPr>
+          <w:rFonts w:ascii="Times New Roman" w:hAnsi="Times New Roman" w:cs="Times New Roman"/>
+          <w:sz w:val="24"/>
+          <w:szCs w:val="22"/>
+        </w:rPr>
+      </w:r>
+      <w:proofErr w:type="spellStart"/>
+      <w:r>
+        <w:rPr>
+          <w:rFonts w:ascii="Times New Roman" w:hAnsi="Times New Roman" w:cs="Times New Roman"/>
+          <w:sz w:val="24"/>
+          <w:szCs w:val="22"/>
+        </w:rPr>
+      </w:r>
+      <w:proofErr w:type="spellEnd"/>
+    </w:p>
+    <w:p>
+      <w:pPr>
+        <w:rPr>
+          <w:rFonts w:ascii="Times New Roman" w:hAnsi="Times New Roman" w:cs="Times New Roman"/>
+          <w:sz w:val="24"/>
+          <w:szCs w:val="22"/>
+        </w:rPr>
+      </w:pPr>
+      <w:r>
+        <w:rPr>
+          <w:rFonts w:ascii="Times New Roman" w:hAnsi="Times New Roman" w:cs="Times New Roman"/>
+          <w:sz w:val="24"/>
+          <w:szCs w:val="22"/>
+        </w:rPr>
+        <w:t>from sklearn.model_selection import train_test_split</w:t>
       </w:r>
       <w:proofErr w:type="spellStart"/>
       <w:proofErr w:type="gramStart"/>
@@ -324,7 +304,6 @@
           <w:sz w:val="24"/>
           <w:szCs w:val="22"/>
         </w:rPr>
-        <w:t>sklearn.metrics</w:t>
       </w:r>
       <w:proofErr w:type="spellEnd"/>
       <w:proofErr w:type="gramEnd"/>
@@ -334,42 +313,39 @@
           <w:sz w:val="24"/>
           <w:szCs w:val="22"/>
         </w:rPr>
-        <w:t xml:space="preserve"> import </w:t>
-      </w:r>
-      <w:proofErr w:type="spellStart"/>
-      <w:r>
-        <w:rPr>
-          <w:rFonts w:ascii="Times New Roman" w:hAnsi="Times New Roman" w:cs="Times New Roman"/>
-          <w:sz w:val="24"/>
-          <w:szCs w:val="22"/>
-        </w:rPr>
-        <w:t>mean_squared_error</w:t>
-      </w:r>
-      <w:proofErr w:type="spellEnd"/>
-      <w:r>
-        <w:rPr>
-          <w:rFonts w:ascii="Times New Roman" w:hAnsi="Times New Roman" w:cs="Times New Roman"/>
-          <w:sz w:val="24"/>
-          <w:szCs w:val="22"/>
-        </w:rPr>
-        <w:t>, r2_score</w:t>
-      </w:r>
-    </w:p>
-    <w:p>
-      <w:pPr>
-        <w:rPr>
-          <w:rFonts w:ascii="Times New Roman" w:hAnsi="Times New Roman" w:cs="Times New Roman"/>
-          <w:sz w:val="24"/>
-          <w:szCs w:val="22"/>
-        </w:rPr>
-      </w:pPr>
-      <w:r>
-        <w:rPr>
-          <w:rFonts w:ascii="Times New Roman" w:hAnsi="Times New Roman" w:cs="Times New Roman"/>
-          <w:sz w:val="24"/>
-          <w:szCs w:val="22"/>
-        </w:rPr>
-        <w:t xml:space="preserve">import </w:t>
+      </w:r>
+      <w:proofErr w:type="spellStart"/>
+      <w:r>
+        <w:rPr>
+          <w:rFonts w:ascii="Times New Roman" w:hAnsi="Times New Roman" w:cs="Times New Roman"/>
+          <w:sz w:val="24"/>
+          <w:szCs w:val="22"/>
+        </w:rPr>
+      </w:r>
+      <w:proofErr w:type="spellEnd"/>
+      <w:r>
+        <w:rPr>
+          <w:rFonts w:ascii="Times New Roman" w:hAnsi="Times New Roman" w:cs="Times New Roman"/>
+          <w:sz w:val="24"/>
+          <w:szCs w:val="22"/>
+        </w:rPr>
+      </w:r>
+    </w:p>
+    <w:p>
+      <w:pPr>
+        <w:rPr>
+          <w:rFonts w:ascii="Times New Roman" w:hAnsi="Times New Roman" w:cs="Times New Roman"/>
+          <w:sz w:val="24"/>
+          <w:szCs w:val="22"/>
+        </w:rPr>
+      </w:pPr>
+      <w:r>
+        <w:rPr>
+          <w:rFonts w:ascii="Times New Roman" w:hAnsi="Times New Roman" w:cs="Times New Roman"/>
+          <w:sz w:val="24"/>
+          <w:szCs w:val="22"/>
+        </w:rPr>
+        <w:t>from sklearn.linear_model import LinearRegression</w:t>
       </w:r>
       <w:proofErr w:type="spellStart"/>
       <w:proofErr w:type="gramStart"/>
@@ -379,7 +355,6 @@
           <w:sz w:val="24"/>
           <w:szCs w:val="22"/>
         </w:rPr>
-        <w:t>matplotlib.pyplot</w:t>
       </w:r>
       <w:proofErr w:type="spellEnd"/>
       <w:proofErr w:type="gramEnd"/>
@@ -389,52 +364,51 @@
           <w:sz w:val="24"/>
           <w:szCs w:val="22"/>
         </w:rPr>
-        <w:t xml:space="preserve"> as </w:t>
-      </w:r>
-      <w:proofErr w:type="spellStart"/>
-      <w:r>
-        <w:rPr>
-          <w:rFonts w:ascii="Times New Roman" w:hAnsi="Times New Roman" w:cs="Times New Roman"/>
-          <w:sz w:val="24"/>
-          <w:szCs w:val="22"/>
-        </w:rPr>
-        <w:t>plt</w:t>
-      </w:r>
-      <w:proofErr w:type="spellEnd"/>
-    </w:p>
-    <w:p>
-      <w:pPr>
-        <w:rPr>
-          <w:rFonts w:ascii="Times New Roman" w:hAnsi="Times New Roman" w:cs="Times New Roman"/>
-          <w:sz w:val="24"/>
-          <w:szCs w:val="22"/>
-        </w:rPr>
-      </w:pPr>
-    </w:p>
-    <w:p>
-      <w:pPr>
-        <w:rPr>
-          <w:rFonts w:ascii="Times New Roman" w:hAnsi="Times New Roman" w:cs="Times New Roman"/>
-          <w:sz w:val="24"/>
-          <w:szCs w:val="22"/>
-        </w:rPr>
-      </w:pPr>
-      <w:r>
-        <w:rPr>
-          <w:rFonts w:ascii="Times New Roman" w:hAnsi="Times New Roman" w:cs="Times New Roman"/>
-          <w:sz w:val="24"/>
-          <w:szCs w:val="22"/>
-        </w:rPr>
-        <w:t xml:space="preserve">housing = </w:t>
-      </w:r>
-      <w:proofErr w:type="spellStart"/>
-      <w:r>
-        <w:rPr>
-          <w:rFonts w:ascii="Times New Roman" w:hAnsi="Times New Roman" w:cs="Times New Roman"/>
-          <w:sz w:val="24"/>
-          <w:szCs w:val="22"/>
-        </w:rPr>
-        <w:t>fetch_california_</w:t>
+      </w:r>
+      <w:proofErr w:type="spellStart"/>
+      <w:r>
+        <w:rPr>
+          <w:rFonts w:ascii="Times New Roman" w:hAnsi="Times New Roman" w:cs="Times New Roman"/>
+          <w:sz w:val="24"/>
+          <w:szCs w:val="22"/>
+        </w:rPr>
+      </w:r>
+      <w:proofErr w:type="spellEnd"/>
+    </w:p>
+    <w:p>
+      <w:pPr>
+        <w:rPr>
+          <w:rFonts w:ascii="Times New Roman" w:hAnsi="Times New Roman" w:cs="Times New Roman"/>
+          <w:sz w:val="24"/>
+          <w:szCs w:val="22"/>
+        </w:rPr>
+      </w:pPr>
+      <w:r>
+        <w:t>from sklearn.metrics import mean_squared_error, r2_score</w:t>
+      </w:r>
+    </w:p>
+    <w:p>
+      <w:pPr>
+        <w:rPr>
+          <w:rFonts w:ascii="Times New Roman" w:hAnsi="Times New Roman" w:cs="Times New Roman"/>
+          <w:sz w:val="24"/>
+          <w:szCs w:val="22"/>
+        </w:rPr>
+      </w:pPr>
+      <w:r>
+        <w:rPr>
+          <w:rFonts w:ascii="Times New Roman" w:hAnsi="Times New Roman" w:cs="Times New Roman"/>
+          <w:sz w:val="24"/>
+          <w:szCs w:val="22"/>
+        </w:rPr>
+      </w:r>
+      <w:proofErr w:type="spellStart"/>
+      <w:r>
+        <w:rPr>
+          <w:rFonts w:ascii="Times New Roman" w:hAnsi="Times New Roman" w:cs="Times New Roman"/>
+          <w:sz w:val="24"/>
+          <w:szCs w:val="22"/>
+        </w:rPr>
       </w:r>
       <w:proofErr w:type="gramStart"/>
       <w:r>
@@ -443,16 +417,14 @@
           <w:sz w:val="24"/>
           <w:szCs w:val="22"/>
         </w:rPr>
-        <w:t>housing</w:t>
-      </w:r>
-      <w:proofErr w:type="spellEnd"/>
-      <w:r>
-        <w:rPr>
-          <w:rFonts w:ascii="Times New Roman" w:hAnsi="Times New Roman" w:cs="Times New Roman"/>
-          <w:sz w:val="24"/>
-          <w:szCs w:val="22"/>
-        </w:rPr>
-        <w:t>(</w:t>
+      </w:r>
+      <w:proofErr w:type="spellEnd"/>
+      <w:r>
+        <w:rPr>
+          <w:rFonts w:ascii="Times New Roman" w:hAnsi="Times New Roman" w:cs="Times New Roman"/>
+          <w:sz w:val="24"/>
+          <w:szCs w:val="22"/>
+        </w:rPr>
       </w:r>
       <w:proofErr w:type="gramEnd"/>
       <w:r>
@@ -461,51 +433,49 @@
           <w:sz w:val="24"/>
           <w:szCs w:val="22"/>
         </w:rPr>
-        <w:t>)</w:t>
-      </w:r>
-    </w:p>
-    <w:p>
-      <w:pPr>
-        <w:rPr>
-          <w:rFonts w:ascii="Times New Roman" w:hAnsi="Times New Roman" w:cs="Times New Roman"/>
-          <w:sz w:val="24"/>
-          <w:szCs w:val="22"/>
-        </w:rPr>
-      </w:pPr>
-      <w:r>
-        <w:rPr>
-          <w:rFonts w:ascii="Times New Roman" w:hAnsi="Times New Roman" w:cs="Times New Roman"/>
-          <w:sz w:val="24"/>
-          <w:szCs w:val="22"/>
-        </w:rPr>
-        <w:t xml:space="preserve">X = </w:t>
-      </w:r>
-      <w:proofErr w:type="spellStart"/>
-      <w:r>
-        <w:rPr>
-          <w:rFonts w:ascii="Times New Roman" w:hAnsi="Times New Roman" w:cs="Times New Roman"/>
-          <w:sz w:val="24"/>
-          <w:szCs w:val="22"/>
-        </w:rPr>
-        <w:t>housing.data</w:t>
-      </w:r>
-      <w:proofErr w:type="spellEnd"/>
-    </w:p>
-    <w:p>
-      <w:pPr>
-        <w:rPr>
-          <w:rFonts w:ascii="Times New Roman" w:hAnsi="Times New Roman" w:cs="Times New Roman"/>
-          <w:sz w:val="24"/>
-          <w:szCs w:val="22"/>
-        </w:rPr>
-      </w:pPr>
-      <w:r>
-        <w:rPr>
-          <w:rFonts w:ascii="Times New Roman" w:hAnsi="Times New Roman" w:cs="Times New Roman"/>
-          <w:sz w:val="24"/>
-          <w:szCs w:val="22"/>
-        </w:rPr>
-        <w:t xml:space="preserve">y = </w:t>
+      </w:r>
+    </w:p>
+    <w:p>
+      <w:pPr>
+        <w:rPr>
+          <w:rFonts w:ascii="Times New Roman" w:hAnsi="Times New Roman" w:cs="Times New Roman"/>
+          <w:sz w:val="24"/>
+          <w:szCs w:val="22"/>
+        </w:rPr>
+      </w:pPr>
+      <w:r>
+        <w:rPr>
+          <w:rFonts w:ascii="Times New Roman" w:hAnsi="Times New Roman" w:cs="Times New Roman"/>
+          <w:sz w:val="24"/>
+          <w:szCs w:val="22"/>
+        </w:rPr>
+        <w:t># Step 1: Load dataset</w:t>
+      </w:r>
+      <w:proofErr w:type="spellStart"/>
+      <w:r>
+        <w:rPr>
+          <w:rFonts w:ascii="Times New Roman" w:hAnsi="Times New Roman" w:cs="Times New Roman"/>
+          <w:sz w:val="24"/>
+          <w:szCs w:val="22"/>
+        </w:rPr>
+      </w:r>
+      <w:proofErr w:type="spellEnd"/>
+    </w:p>
+    <w:p>
+      <w:pPr>
+        <w:rPr>
+          <w:rFonts w:ascii="Times New Roman" w:hAnsi="Times New Roman" w:cs="Times New Roman"/>
+          <w:sz w:val="24"/>
+          <w:szCs w:val="22"/>
+        </w:rPr>
+      </w:pPr>
+      <w:r>
+        <w:rPr>
+          <w:rFonts w:ascii="Times New Roman" w:hAnsi="Times New Roman" w:cs="Times New Roman"/>
+          <w:sz w:val="24"/>
+          <w:szCs w:val="22"/>
+        </w:rPr>
+        <w:t>housing_data = fetch_california_housing()</w:t>
       </w:r>
       <w:proofErr w:type="spellStart"/>
       <w:proofErr w:type="gramStart"/>
@@ -515,7 +485,6 @@
           <w:sz w:val="24"/>
           <w:szCs w:val="22"/>
         </w:rPr>
-        <w:t>housing.target</w:t>
       </w:r>
       <w:proofErr w:type="spellEnd"/>
       <w:proofErr w:type="gramEnd"/>
@@ -528,95 +497,90 @@
           <w:szCs w:val="22"/>
         </w:rPr>
       </w:pPr>
-    </w:p>
-    <w:p>
-      <w:pPr>
-        <w:rPr>
-          <w:rFonts w:ascii="Times New Roman" w:hAnsi="Times New Roman" w:cs="Times New Roman"/>
-          <w:sz w:val="24"/>
-          <w:szCs w:val="22"/>
-        </w:rPr>
-      </w:pPr>
-      <w:proofErr w:type="spellStart"/>
-      <w:r>
-        <w:rPr>
-          <w:rFonts w:ascii="Times New Roman" w:hAnsi="Times New Roman" w:cs="Times New Roman"/>
-          <w:sz w:val="24"/>
-          <w:szCs w:val="22"/>
-        </w:rPr>
-        <w:t>X_train</w:t>
-      </w:r>
-      <w:proofErr w:type="spellEnd"/>
-      <w:r>
-        <w:rPr>
-          <w:rFonts w:ascii="Times New Roman" w:hAnsi="Times New Roman" w:cs="Times New Roman"/>
-          <w:sz w:val="24"/>
-          <w:szCs w:val="22"/>
-        </w:rPr>
-        <w:t xml:space="preserve">, </w:t>
-      </w:r>
-      <w:proofErr w:type="spellStart"/>
-      <w:r>
-        <w:rPr>
-          <w:rFonts w:ascii="Times New Roman" w:hAnsi="Times New Roman" w:cs="Times New Roman"/>
-          <w:sz w:val="24"/>
-          <w:szCs w:val="22"/>
-        </w:rPr>
-        <w:t>X_test</w:t>
-      </w:r>
-      <w:proofErr w:type="spellEnd"/>
-      <w:r>
-        <w:rPr>
-          <w:rFonts w:ascii="Times New Roman" w:hAnsi="Times New Roman" w:cs="Times New Roman"/>
-          <w:sz w:val="24"/>
-          <w:szCs w:val="22"/>
-        </w:rPr>
-        <w:t xml:space="preserve">, </w:t>
-      </w:r>
-      <w:proofErr w:type="spellStart"/>
-      <w:r>
-        <w:rPr>
-          <w:rFonts w:ascii="Times New Roman" w:hAnsi="Times New Roman" w:cs="Times New Roman"/>
-          <w:sz w:val="24"/>
-          <w:szCs w:val="22"/>
-        </w:rPr>
-        <w:t>y_train</w:t>
-      </w:r>
-      <w:proofErr w:type="spellEnd"/>
-      <w:r>
-        <w:rPr>
-          <w:rFonts w:ascii="Times New Roman" w:hAnsi="Times New Roman" w:cs="Times New Roman"/>
-          <w:sz w:val="24"/>
-          <w:szCs w:val="22"/>
-        </w:rPr>
-        <w:t xml:space="preserve">, </w:t>
-      </w:r>
-      <w:proofErr w:type="spellStart"/>
-      <w:r>
-        <w:rPr>
-          <w:rFonts w:ascii="Times New Roman" w:hAnsi="Times New Roman" w:cs="Times New Roman"/>
-          <w:sz w:val="24"/>
-          <w:szCs w:val="22"/>
-        </w:rPr>
-        <w:t>y_test</w:t>
-      </w:r>
-      <w:proofErr w:type="spellEnd"/>
-      <w:r>
-        <w:rPr>
-          <w:rFonts w:ascii="Times New Roman" w:hAnsi="Times New Roman" w:cs="Times New Roman"/>
-          <w:sz w:val="24"/>
-          <w:szCs w:val="22"/>
-        </w:rPr>
-        <w:t xml:space="preserve"> = </w:t>
-      </w:r>
-      <w:proofErr w:type="spellStart"/>
-      <w:r>
-        <w:rPr>
-          <w:rFonts w:ascii="Times New Roman" w:hAnsi="Times New Roman" w:cs="Times New Roman"/>
-          <w:sz w:val="24"/>
-          <w:szCs w:val="22"/>
-        </w:rPr>
-        <w:t>train_test_</w:t>
+      <w:r>
+        <w:t>X = housing_data.data</w:t>
+      </w:r>
+    </w:p>
+    <w:p>
+      <w:pPr>
+        <w:rPr>
+          <w:rFonts w:ascii="Times New Roman" w:hAnsi="Times New Roman" w:cs="Times New Roman"/>
+          <w:sz w:val="24"/>
+          <w:szCs w:val="22"/>
+        </w:rPr>
+      </w:pPr>
+      <w:proofErr w:type="spellStart"/>
+      <w:r>
+        <w:rPr>
+          <w:rFonts w:ascii="Times New Roman" w:hAnsi="Times New Roman" w:cs="Times New Roman"/>
+          <w:sz w:val="24"/>
+          <w:szCs w:val="22"/>
+        </w:rPr>
+        <w:t>y = housing_data.target</w:t>
+      </w:r>
+      <w:proofErr w:type="spellEnd"/>
+      <w:r>
+        <w:rPr>
+          <w:rFonts w:ascii="Times New Roman" w:hAnsi="Times New Roman" w:cs="Times New Roman"/>
+          <w:sz w:val="24"/>
+          <w:szCs w:val="22"/>
+        </w:rPr>
+      </w:r>
+      <w:proofErr w:type="spellStart"/>
+      <w:r>
+        <w:rPr>
+          <w:rFonts w:ascii="Times New Roman" w:hAnsi="Times New Roman" w:cs="Times New Roman"/>
+          <w:sz w:val="24"/>
+          <w:szCs w:val="22"/>
+        </w:rPr>
+      </w:r>
+      <w:proofErr w:type="spellEnd"/>
+      <w:r>
+        <w:rPr>
+          <w:rFonts w:ascii="Times New Roman" w:hAnsi="Times New Roman" w:cs="Times New Roman"/>
+          <w:sz w:val="24"/>
+          <w:szCs w:val="22"/>
+        </w:rPr>
+      </w:r>
+      <w:proofErr w:type="spellStart"/>
+      <w:r>
+        <w:rPr>
+          <w:rFonts w:ascii="Times New Roman" w:hAnsi="Times New Roman" w:cs="Times New Roman"/>
+          <w:sz w:val="24"/>
+          <w:szCs w:val="22"/>
+        </w:rPr>
+      </w:r>
+      <w:proofErr w:type="spellEnd"/>
+      <w:r>
+        <w:rPr>
+          <w:rFonts w:ascii="Times New Roman" w:hAnsi="Times New Roman" w:cs="Times New Roman"/>
+          <w:sz w:val="24"/>
+          <w:szCs w:val="22"/>
+        </w:rPr>
+      </w:r>
+      <w:proofErr w:type="spellStart"/>
+      <w:r>
+        <w:rPr>
+          <w:rFonts w:ascii="Times New Roman" w:hAnsi="Times New Roman" w:cs="Times New Roman"/>
+          <w:sz w:val="24"/>
+          <w:szCs w:val="22"/>
+        </w:rPr>
+      </w:r>
+      <w:proofErr w:type="spellEnd"/>
+      <w:r>
+        <w:rPr>
+          <w:rFonts w:ascii="Times New Roman" w:hAnsi="Times New Roman" w:cs="Times New Roman"/>
+          <w:sz w:val="24"/>
+          <w:szCs w:val="22"/>
+        </w:rPr>
+      </w:r>
+      <w:proofErr w:type="spellStart"/>
+      <w:r>
+        <w:rPr>
+          <w:rFonts w:ascii="Times New Roman" w:hAnsi="Times New Roman" w:cs="Times New Roman"/>
+          <w:sz w:val="24"/>
+          <w:szCs w:val="22"/>
+        </w:rPr>
       </w:r>
       <w:proofErr w:type="gramStart"/>
       <w:r>
@@ -625,16 +589,14 @@
           <w:sz w:val="24"/>
           <w:szCs w:val="22"/>
         </w:rPr>
-        <w:t>split</w:t>
-      </w:r>
-      <w:proofErr w:type="spellEnd"/>
-      <w:r>
-        <w:rPr>
-          <w:rFonts w:ascii="Times New Roman" w:hAnsi="Times New Roman" w:cs="Times New Roman"/>
-          <w:sz w:val="24"/>
-          <w:szCs w:val="22"/>
-        </w:rPr>
-        <w:t>(</w:t>
+      </w:r>
+      <w:proofErr w:type="spellEnd"/>
+      <w:r>
+        <w:rPr>
+          <w:rFonts w:ascii="Times New Roman" w:hAnsi="Times New Roman" w:cs="Times New Roman"/>
+          <w:sz w:val="24"/>
+          <w:szCs w:val="22"/>
+        </w:rPr>
       </w:r>
       <w:proofErr w:type="gramEnd"/>
       <w:r>
@@ -643,79 +605,75 @@
           <w:sz w:val="24"/>
           <w:szCs w:val="22"/>
         </w:rPr>
-        <w:t xml:space="preserve">X, y, </w:t>
-      </w:r>
-      <w:proofErr w:type="spellStart"/>
-      <w:r>
-        <w:rPr>
-          <w:rFonts w:ascii="Times New Roman" w:hAnsi="Times New Roman" w:cs="Times New Roman"/>
-          <w:sz w:val="24"/>
-          <w:szCs w:val="22"/>
-        </w:rPr>
-        <w:t>test_size</w:t>
-      </w:r>
-      <w:proofErr w:type="spellEnd"/>
-      <w:r>
-        <w:rPr>
-          <w:rFonts w:ascii="Times New Roman" w:hAnsi="Times New Roman" w:cs="Times New Roman"/>
-          <w:sz w:val="24"/>
-          <w:szCs w:val="22"/>
-        </w:rPr>
-        <w:t xml:space="preserve">=0.2, </w:t>
-      </w:r>
-      <w:proofErr w:type="spellStart"/>
-      <w:r>
-        <w:rPr>
-          <w:rFonts w:ascii="Times New Roman" w:hAnsi="Times New Roman" w:cs="Times New Roman"/>
-          <w:sz w:val="24"/>
-          <w:szCs w:val="22"/>
-        </w:rPr>
-        <w:t>random_state</w:t>
-      </w:r>
-      <w:proofErr w:type="spellEnd"/>
-      <w:r>
-        <w:rPr>
-          <w:rFonts w:ascii="Times New Roman" w:hAnsi="Times New Roman" w:cs="Times New Roman"/>
-          <w:sz w:val="24"/>
-          <w:szCs w:val="22"/>
-        </w:rPr>
-        <w:t>=42)</w:t>
-      </w:r>
-    </w:p>
-    <w:p>
-      <w:pPr>
-        <w:rPr>
-          <w:rFonts w:ascii="Times New Roman" w:hAnsi="Times New Roman" w:cs="Times New Roman"/>
-          <w:sz w:val="24"/>
-          <w:szCs w:val="22"/>
-        </w:rPr>
-      </w:pPr>
-    </w:p>
-    <w:p>
-      <w:pPr>
-        <w:rPr>
-          <w:rFonts w:ascii="Times New Roman" w:hAnsi="Times New Roman" w:cs="Times New Roman"/>
-          <w:sz w:val="24"/>
-          <w:szCs w:val="22"/>
-        </w:rPr>
-      </w:pPr>
-      <w:proofErr w:type="spellStart"/>
-      <w:r>
-        <w:rPr>
-          <w:rFonts w:ascii="Times New Roman" w:hAnsi="Times New Roman" w:cs="Times New Roman"/>
-          <w:sz w:val="24"/>
-          <w:szCs w:val="22"/>
-        </w:rPr>
-        <w:t>lr_model</w:t>
-      </w:r>
-      <w:proofErr w:type="spellEnd"/>
-      <w:r>
-        <w:rPr>
-          <w:rFonts w:ascii="Times New Roman" w:hAnsi="Times New Roman" w:cs="Times New Roman"/>
-          <w:sz w:val="24"/>
-          <w:szCs w:val="22"/>
-        </w:rPr>
-        <w:t xml:space="preserve"> = </w:t>
+      </w:r>
+      <w:proofErr w:type="spellStart"/>
+      <w:r>
+        <w:rPr>
+          <w:rFonts w:ascii="Times New Roman" w:hAnsi="Times New Roman" w:cs="Times New Roman"/>
+          <w:sz w:val="24"/>
+          <w:szCs w:val="22"/>
+        </w:rPr>
+      </w:r>
+      <w:proofErr w:type="spellEnd"/>
+      <w:r>
+        <w:rPr>
+          <w:rFonts w:ascii="Times New Roman" w:hAnsi="Times New Roman" w:cs="Times New Roman"/>
+          <w:sz w:val="24"/>
+          <w:szCs w:val="22"/>
+        </w:rPr>
+      </w:r>
+      <w:proofErr w:type="spellStart"/>
+      <w:r>
+        <w:rPr>
+          <w:rFonts w:ascii="Times New Roman" w:hAnsi="Times New Roman" w:cs="Times New Roman"/>
+          <w:sz w:val="24"/>
+          <w:szCs w:val="22"/>
+        </w:rPr>
+      </w:r>
+      <w:proofErr w:type="spellEnd"/>
+      <w:r>
+        <w:rPr>
+          <w:rFonts w:ascii="Times New Roman" w:hAnsi="Times New Roman" w:cs="Times New Roman"/>
+          <w:sz w:val="24"/>
+          <w:szCs w:val="22"/>
+        </w:rPr>
+      </w:r>
+    </w:p>
+    <w:p>
+      <w:pPr>
+        <w:rPr>
+          <w:rFonts w:ascii="Times New Roman" w:hAnsi="Times New Roman" w:cs="Times New Roman"/>
+          <w:sz w:val="24"/>
+          <w:szCs w:val="22"/>
+        </w:rPr>
+      </w:pPr>
+      <w:r>
+        <w:t>print('Dataset shape — Features:', X.shape, '| Target:', y.shape)</w:t>
+      </w:r>
+    </w:p>
+    <w:p>
+      <w:pPr>
+        <w:rPr>
+          <w:rFonts w:ascii="Times New Roman" w:hAnsi="Times New Roman" w:cs="Times New Roman"/>
+          <w:sz w:val="24"/>
+          <w:szCs w:val="22"/>
+        </w:rPr>
+      </w:pPr>
+      <w:proofErr w:type="spellStart"/>
+      <w:r>
+        <w:rPr>
+          <w:rFonts w:ascii="Times New Roman" w:hAnsi="Times New Roman" w:cs="Times New Roman"/>
+          <w:sz w:val="24"/>
+          <w:szCs w:val="22"/>
+        </w:rPr>
+      </w:r>
+      <w:proofErr w:type="spellEnd"/>
+      <w:r>
+        <w:rPr>
+          <w:rFonts w:ascii="Times New Roman" w:hAnsi="Times New Roman" w:cs="Times New Roman"/>
+          <w:sz w:val="24"/>
+          <w:szCs w:val="22"/>
+        </w:rPr>
       </w:r>
       <w:proofErr w:type="spellStart"/>
       <w:proofErr w:type="gramStart"/>
@@ -725,16 +683,14 @@
           <w:sz w:val="24"/>
           <w:szCs w:val="22"/>
         </w:rPr>
-        <w:t>LinearRegression</w:t>
-      </w:r>
-      <w:proofErr w:type="spellEnd"/>
-      <w:r>
-        <w:rPr>
-          <w:rFonts w:ascii="Times New Roman" w:hAnsi="Times New Roman" w:cs="Times New Roman"/>
-          <w:sz w:val="24"/>
-          <w:szCs w:val="22"/>
-        </w:rPr>
-        <w:t>(</w:t>
+      </w:r>
+      <w:proofErr w:type="spellEnd"/>
+      <w:r>
+        <w:rPr>
+          <w:rFonts w:ascii="Times New Roman" w:hAnsi="Times New Roman" w:cs="Times New Roman"/>
+          <w:sz w:val="24"/>
+          <w:szCs w:val="22"/>
+        </w:rPr>
       </w:r>
       <w:proofErr w:type="gramEnd"/>
       <w:r>
@@ -743,7 +699,6 @@
           <w:sz w:val="24"/>
           <w:szCs w:val="22"/>
         </w:rPr>
-        <w:t>)</w:t>
       </w:r>
     </w:p>
     <w:p>
@@ -762,16 +717,15 @@
           <w:sz w:val="24"/>
           <w:szCs w:val="22"/>
         </w:rPr>
-        <w:t>lr_model.fit</w:t>
-      </w:r>
-      <w:proofErr w:type="spellEnd"/>
-      <w:r>
-        <w:rPr>
-          <w:rFonts w:ascii="Times New Roman" w:hAnsi="Times New Roman" w:cs="Times New Roman"/>
-          <w:sz w:val="24"/>
-          <w:szCs w:val="22"/>
-        </w:rPr>
-        <w:t>(</w:t>
+        <w:t># Step 2: Split into training and testing sets</w:t>
+      </w:r>
+      <w:proofErr w:type="spellEnd"/>
+      <w:r>
+        <w:rPr>
+          <w:rFonts w:ascii="Times New Roman" w:hAnsi="Times New Roman" w:cs="Times New Roman"/>
+          <w:sz w:val="24"/>
+          <w:szCs w:val="22"/>
+        </w:rPr>
       </w:r>
       <w:proofErr w:type="spellStart"/>
       <w:proofErr w:type="gramEnd"/>
@@ -781,79 +735,75 @@
           <w:sz w:val="24"/>
           <w:szCs w:val="22"/>
         </w:rPr>
-        <w:t>X_train</w:t>
-      </w:r>
-      <w:proofErr w:type="spellEnd"/>
-      <w:r>
-        <w:rPr>
-          <w:rFonts w:ascii="Times New Roman" w:hAnsi="Times New Roman" w:cs="Times New Roman"/>
-          <w:sz w:val="24"/>
-          <w:szCs w:val="22"/>
-        </w:rPr>
-        <w:t xml:space="preserve">, </w:t>
-      </w:r>
-      <w:proofErr w:type="spellStart"/>
-      <w:r>
-        <w:rPr>
-          <w:rFonts w:ascii="Times New Roman" w:hAnsi="Times New Roman" w:cs="Times New Roman"/>
-          <w:sz w:val="24"/>
-          <w:szCs w:val="22"/>
-        </w:rPr>
-        <w:t>y_train</w:t>
-      </w:r>
-      <w:proofErr w:type="spellEnd"/>
-      <w:r>
-        <w:rPr>
-          <w:rFonts w:ascii="Times New Roman" w:hAnsi="Times New Roman" w:cs="Times New Roman"/>
-          <w:sz w:val="24"/>
-          <w:szCs w:val="22"/>
-        </w:rPr>
-        <w:t>)</w:t>
-      </w:r>
-    </w:p>
-    <w:p>
-      <w:pPr>
-        <w:rPr>
-          <w:rFonts w:ascii="Times New Roman" w:hAnsi="Times New Roman" w:cs="Times New Roman"/>
-          <w:sz w:val="24"/>
-          <w:szCs w:val="22"/>
-        </w:rPr>
-      </w:pPr>
-    </w:p>
-    <w:p>
-      <w:pPr>
-        <w:rPr>
-          <w:rFonts w:ascii="Times New Roman" w:hAnsi="Times New Roman" w:cs="Times New Roman"/>
-          <w:sz w:val="24"/>
-          <w:szCs w:val="22"/>
-        </w:rPr>
-      </w:pPr>
-      <w:proofErr w:type="spellStart"/>
-      <w:r>
-        <w:rPr>
-          <w:rFonts w:ascii="Times New Roman" w:hAnsi="Times New Roman" w:cs="Times New Roman"/>
-          <w:sz w:val="24"/>
-          <w:szCs w:val="22"/>
-        </w:rPr>
-        <w:t>y_pred</w:t>
-      </w:r>
-      <w:proofErr w:type="spellEnd"/>
-      <w:r>
-        <w:rPr>
-          <w:rFonts w:ascii="Times New Roman" w:hAnsi="Times New Roman" w:cs="Times New Roman"/>
-          <w:sz w:val="24"/>
-          <w:szCs w:val="22"/>
-        </w:rPr>
-        <w:t xml:space="preserve"> = </w:t>
-      </w:r>
-      <w:proofErr w:type="spellStart"/>
-      <w:r>
-        <w:rPr>
-          <w:rFonts w:ascii="Times New Roman" w:hAnsi="Times New Roman" w:cs="Times New Roman"/>
-          <w:sz w:val="24"/>
-          <w:szCs w:val="22"/>
-        </w:rPr>
-        <w:t>lr_</w:t>
+      </w:r>
+      <w:proofErr w:type="spellEnd"/>
+      <w:r>
+        <w:rPr>
+          <w:rFonts w:ascii="Times New Roman" w:hAnsi="Times New Roman" w:cs="Times New Roman"/>
+          <w:sz w:val="24"/>
+          <w:szCs w:val="22"/>
+        </w:rPr>
+      </w:r>
+      <w:proofErr w:type="spellStart"/>
+      <w:r>
+        <w:rPr>
+          <w:rFonts w:ascii="Times New Roman" w:hAnsi="Times New Roman" w:cs="Times New Roman"/>
+          <w:sz w:val="24"/>
+          <w:szCs w:val="22"/>
+        </w:rPr>
+      </w:r>
+      <w:proofErr w:type="spellEnd"/>
+      <w:r>
+        <w:rPr>
+          <w:rFonts w:ascii="Times New Roman" w:hAnsi="Times New Roman" w:cs="Times New Roman"/>
+          <w:sz w:val="24"/>
+          <w:szCs w:val="22"/>
+        </w:rPr>
+      </w:r>
+    </w:p>
+    <w:p>
+      <w:pPr>
+        <w:rPr>
+          <w:rFonts w:ascii="Times New Roman" w:hAnsi="Times New Roman" w:cs="Times New Roman"/>
+          <w:sz w:val="24"/>
+          <w:szCs w:val="22"/>
+        </w:rPr>
+      </w:pPr>
+      <w:r>
+        <w:t>X_train, X_test, y_train, y_test = train_test_split(X, y, test_size=0.2, random_state=0)</w:t>
+      </w:r>
+    </w:p>
+    <w:p>
+      <w:pPr>
+        <w:rPr>
+          <w:rFonts w:ascii="Times New Roman" w:hAnsi="Times New Roman" w:cs="Times New Roman"/>
+          <w:sz w:val="24"/>
+          <w:szCs w:val="22"/>
+        </w:rPr>
+      </w:pPr>
+      <w:proofErr w:type="spellStart"/>
+      <w:r>
+        <w:rPr>
+          <w:rFonts w:ascii="Times New Roman" w:hAnsi="Times New Roman" w:cs="Times New Roman"/>
+          <w:sz w:val="24"/>
+          <w:szCs w:val="22"/>
+        </w:rPr>
+      </w:r>
+      <w:proofErr w:type="spellEnd"/>
+      <w:r>
+        <w:rPr>
+          <w:rFonts w:ascii="Times New Roman" w:hAnsi="Times New Roman" w:cs="Times New Roman"/>
+          <w:sz w:val="24"/>
+          <w:szCs w:val="22"/>
+        </w:rPr>
+      </w:r>
+      <w:proofErr w:type="spellStart"/>
+      <w:r>
+        <w:rPr>
+          <w:rFonts w:ascii="Times New Roman" w:hAnsi="Times New Roman" w:cs="Times New Roman"/>
+          <w:sz w:val="24"/>
+          <w:szCs w:val="22"/>
+        </w:rPr>
       </w:r>
       <w:proofErr w:type="gramStart"/>
       <w:r>
@@ -862,7 +812,6 @@
           <w:sz w:val="24"/>
           <w:szCs w:val="22"/>
         </w:rPr>
-        <w:t>model.predict</w:t>
       </w:r>
       <w:proofErr w:type="spellEnd"/>
       <w:proofErr w:type="gramEnd"/>
@@ -872,70 +821,68 @@
           <w:sz w:val="24"/>
           <w:szCs w:val="22"/>
         </w:rPr>
-        <w:t>(</w:t>
-      </w:r>
-      <w:proofErr w:type="spellStart"/>
-      <w:r>
-        <w:rPr>
-          <w:rFonts w:ascii="Times New Roman" w:hAnsi="Times New Roman" w:cs="Times New Roman"/>
-          <w:sz w:val="24"/>
-          <w:szCs w:val="22"/>
-        </w:rPr>
-        <w:t>X_test</w:t>
-      </w:r>
-      <w:proofErr w:type="spellEnd"/>
-      <w:r>
-        <w:rPr>
-          <w:rFonts w:ascii="Times New Roman" w:hAnsi="Times New Roman" w:cs="Times New Roman"/>
-          <w:sz w:val="24"/>
-          <w:szCs w:val="22"/>
-        </w:rPr>
-        <w:t>)</w:t>
-      </w:r>
-    </w:p>
-    <w:p>
-      <w:pPr>
-        <w:rPr>
-          <w:rFonts w:ascii="Times New Roman" w:hAnsi="Times New Roman" w:cs="Times New Roman"/>
-          <w:sz w:val="24"/>
-          <w:szCs w:val="22"/>
-        </w:rPr>
-      </w:pPr>
-    </w:p>
-    <w:p>
-      <w:pPr>
-        <w:rPr>
-          <w:rFonts w:ascii="Times New Roman" w:hAnsi="Times New Roman" w:cs="Times New Roman"/>
-          <w:sz w:val="24"/>
-          <w:szCs w:val="22"/>
-        </w:rPr>
-      </w:pPr>
-      <w:proofErr w:type="spellStart"/>
-      <w:r>
-        <w:rPr>
-          <w:rFonts w:ascii="Times New Roman" w:hAnsi="Times New Roman" w:cs="Times New Roman"/>
-          <w:sz w:val="24"/>
-          <w:szCs w:val="22"/>
-        </w:rPr>
-        <w:t>mse</w:t>
-      </w:r>
-      <w:proofErr w:type="spellEnd"/>
-      <w:r>
-        <w:rPr>
-          <w:rFonts w:ascii="Times New Roman" w:hAnsi="Times New Roman" w:cs="Times New Roman"/>
-          <w:sz w:val="24"/>
-          <w:szCs w:val="22"/>
-        </w:rPr>
-        <w:t xml:space="preserve"> = </w:t>
-      </w:r>
-      <w:proofErr w:type="spellStart"/>
-      <w:r>
-        <w:rPr>
-          <w:rFonts w:ascii="Times New Roman" w:hAnsi="Times New Roman" w:cs="Times New Roman"/>
-          <w:sz w:val="24"/>
-          <w:szCs w:val="22"/>
-        </w:rPr>
-        <w:t>mean_squared_</w:t>
+      </w:r>
+      <w:proofErr w:type="spellStart"/>
+      <w:r>
+        <w:rPr>
+          <w:rFonts w:ascii="Times New Roman" w:hAnsi="Times New Roman" w:cs="Times New Roman"/>
+          <w:sz w:val="24"/>
+          <w:szCs w:val="22"/>
+        </w:rPr>
+      </w:r>
+      <w:proofErr w:type="spellEnd"/>
+      <w:r>
+        <w:rPr>
+          <w:rFonts w:ascii="Times New Roman" w:hAnsi="Times New Roman" w:cs="Times New Roman"/>
+          <w:sz w:val="24"/>
+          <w:szCs w:val="22"/>
+        </w:rPr>
+      </w:r>
+    </w:p>
+    <w:p>
+      <w:pPr>
+        <w:rPr>
+          <w:rFonts w:ascii="Times New Roman" w:hAnsi="Times New Roman" w:cs="Times New Roman"/>
+          <w:sz w:val="24"/>
+          <w:szCs w:val="22"/>
+        </w:rPr>
+      </w:pPr>
+      <w:r>
+        <w:t># Step 3: Create and train the Linear Regression model</w:t>
+      </w:r>
+    </w:p>
+    <w:p>
+      <w:pPr>
+        <w:rPr>
+          <w:rFonts w:ascii="Times New Roman" w:hAnsi="Times New Roman" w:cs="Times New Roman"/>
+          <w:sz w:val="24"/>
+          <w:szCs w:val="22"/>
+        </w:rPr>
+      </w:pPr>
+      <w:proofErr w:type="spellStart"/>
+      <w:r>
+        <w:rPr>
+          <w:rFonts w:ascii="Times New Roman" w:hAnsi="Times New Roman" w:cs="Times New Roman"/>
+          <w:sz w:val="24"/>
+          <w:szCs w:val="22"/>
+        </w:rPr>
+        <w:t>reg_model = LinearRegression()</w:t>
+      </w:r>
+      <w:proofErr w:type="spellEnd"/>
+      <w:r>
+        <w:rPr>
+          <w:rFonts w:ascii="Times New Roman" w:hAnsi="Times New Roman" w:cs="Times New Roman"/>
+          <w:sz w:val="24"/>
+          <w:szCs w:val="22"/>
+        </w:rPr>
+      </w:r>
+      <w:proofErr w:type="spellStart"/>
+      <w:r>
+        <w:rPr>
+          <w:rFonts w:ascii="Times New Roman" w:hAnsi="Times New Roman" w:cs="Times New Roman"/>
+          <w:sz w:val="24"/>
+          <w:szCs w:val="22"/>
+        </w:rPr>
       </w:r>
       <w:proofErr w:type="gramStart"/>
       <w:r>
@@ -944,16 +891,14 @@
           <w:sz w:val="24"/>
           <w:szCs w:val="22"/>
         </w:rPr>
-        <w:t>error</w:t>
-      </w:r>
-      <w:proofErr w:type="spellEnd"/>
-      <w:r>
-        <w:rPr>
-          <w:rFonts w:ascii="Times New Roman" w:hAnsi="Times New Roman" w:cs="Times New Roman"/>
-          <w:sz w:val="24"/>
-          <w:szCs w:val="22"/>
-        </w:rPr>
-        <w:t>(</w:t>
+      </w:r>
+      <w:proofErr w:type="spellEnd"/>
+      <w:r>
+        <w:rPr>
+          <w:rFonts w:ascii="Times New Roman" w:hAnsi="Times New Roman" w:cs="Times New Roman"/>
+          <w:sz w:val="24"/>
+          <w:szCs w:val="22"/>
+        </w:rPr>
       </w:r>
       <w:proofErr w:type="spellStart"/>
       <w:proofErr w:type="gramEnd"/>
@@ -963,51 +908,47 @@
           <w:sz w:val="24"/>
           <w:szCs w:val="22"/>
         </w:rPr>
-        <w:t>y_test</w:t>
-      </w:r>
-      <w:proofErr w:type="spellEnd"/>
-      <w:r>
-        <w:rPr>
-          <w:rFonts w:ascii="Times New Roman" w:hAnsi="Times New Roman" w:cs="Times New Roman"/>
-          <w:sz w:val="24"/>
-          <w:szCs w:val="22"/>
-        </w:rPr>
-        <w:t xml:space="preserve">, </w:t>
-      </w:r>
-      <w:proofErr w:type="spellStart"/>
-      <w:r>
-        <w:rPr>
-          <w:rFonts w:ascii="Times New Roman" w:hAnsi="Times New Roman" w:cs="Times New Roman"/>
-          <w:sz w:val="24"/>
-          <w:szCs w:val="22"/>
-        </w:rPr>
-        <w:t>y_pred</w:t>
-      </w:r>
-      <w:proofErr w:type="spellEnd"/>
-      <w:r>
-        <w:rPr>
-          <w:rFonts w:ascii="Times New Roman" w:hAnsi="Times New Roman" w:cs="Times New Roman"/>
-          <w:sz w:val="24"/>
-          <w:szCs w:val="22"/>
-        </w:rPr>
-        <w:t>)</w:t>
-      </w:r>
-    </w:p>
-    <w:p>
-      <w:pPr>
-        <w:rPr>
-          <w:rFonts w:ascii="Times New Roman" w:hAnsi="Times New Roman" w:cs="Times New Roman"/>
-          <w:sz w:val="24"/>
-          <w:szCs w:val="22"/>
-        </w:rPr>
-      </w:pPr>
-      <w:r>
-        <w:rPr>
-          <w:rFonts w:ascii="Times New Roman" w:hAnsi="Times New Roman" w:cs="Times New Roman"/>
-          <w:sz w:val="24"/>
-          <w:szCs w:val="22"/>
-        </w:rPr>
-        <w:t>r2 = r2_</w:t>
+      </w:r>
+      <w:proofErr w:type="spellEnd"/>
+      <w:r>
+        <w:rPr>
+          <w:rFonts w:ascii="Times New Roman" w:hAnsi="Times New Roman" w:cs="Times New Roman"/>
+          <w:sz w:val="24"/>
+          <w:szCs w:val="22"/>
+        </w:rPr>
+      </w:r>
+      <w:proofErr w:type="spellStart"/>
+      <w:r>
+        <w:rPr>
+          <w:rFonts w:ascii="Times New Roman" w:hAnsi="Times New Roman" w:cs="Times New Roman"/>
+          <w:sz w:val="24"/>
+          <w:szCs w:val="22"/>
+        </w:rPr>
+      </w:r>
+      <w:proofErr w:type="spellEnd"/>
+      <w:r>
+        <w:rPr>
+          <w:rFonts w:ascii="Times New Roman" w:hAnsi="Times New Roman" w:cs="Times New Roman"/>
+          <w:sz w:val="24"/>
+          <w:szCs w:val="22"/>
+        </w:rPr>
+      </w:r>
+    </w:p>
+    <w:p>
+      <w:pPr>
+        <w:rPr>
+          <w:rFonts w:ascii="Times New Roman" w:hAnsi="Times New Roman" w:cs="Times New Roman"/>
+          <w:sz w:val="24"/>
+          <w:szCs w:val="22"/>
+        </w:rPr>
+      </w:pPr>
+      <w:r>
+        <w:rPr>
+          <w:rFonts w:ascii="Times New Roman" w:hAnsi="Times New Roman" w:cs="Times New Roman"/>
+          <w:sz w:val="24"/>
+          <w:szCs w:val="22"/>
+        </w:rPr>
+        <w:t>reg_model.fit(X_train, y_train)</w:t>
       </w:r>
       <w:proofErr w:type="gramStart"/>
       <w:r>
@@ -1016,7 +957,6 @@
           <w:sz w:val="24"/>
           <w:szCs w:val="22"/>
         </w:rPr>
-        <w:t>score(</w:t>
       </w:r>
       <w:proofErr w:type="spellStart"/>
       <w:proofErr w:type="gramEnd"/>
@@ -1026,44 +966,41 @@
           <w:sz w:val="24"/>
           <w:szCs w:val="22"/>
         </w:rPr>
-        <w:t>y_test</w:t>
-      </w:r>
-      <w:proofErr w:type="spellEnd"/>
-      <w:r>
-        <w:rPr>
-          <w:rFonts w:ascii="Times New Roman" w:hAnsi="Times New Roman" w:cs="Times New Roman"/>
-          <w:sz w:val="24"/>
-          <w:szCs w:val="22"/>
-        </w:rPr>
-        <w:t xml:space="preserve">, </w:t>
-      </w:r>
-      <w:proofErr w:type="spellStart"/>
-      <w:r>
-        <w:rPr>
-          <w:rFonts w:ascii="Times New Roman" w:hAnsi="Times New Roman" w:cs="Times New Roman"/>
-          <w:sz w:val="24"/>
-          <w:szCs w:val="22"/>
-        </w:rPr>
-        <w:t>y_pred</w:t>
-      </w:r>
-      <w:proofErr w:type="spellEnd"/>
-      <w:r>
-        <w:rPr>
-          <w:rFonts w:ascii="Times New Roman" w:hAnsi="Times New Roman" w:cs="Times New Roman"/>
-          <w:sz w:val="24"/>
-          <w:szCs w:val="22"/>
-        </w:rPr>
-        <w:t>)</w:t>
-      </w:r>
-    </w:p>
-    <w:p>
-      <w:pPr>
-        <w:rPr>
-          <w:rFonts w:ascii="Times New Roman" w:hAnsi="Times New Roman" w:cs="Times New Roman"/>
-          <w:sz w:val="24"/>
-          <w:szCs w:val="22"/>
-        </w:rPr>
-      </w:pPr>
+      </w:r>
+      <w:proofErr w:type="spellEnd"/>
+      <w:r>
+        <w:rPr>
+          <w:rFonts w:ascii="Times New Roman" w:hAnsi="Times New Roman" w:cs="Times New Roman"/>
+          <w:sz w:val="24"/>
+          <w:szCs w:val="22"/>
+        </w:rPr>
+      </w:r>
+      <w:proofErr w:type="spellStart"/>
+      <w:r>
+        <w:rPr>
+          <w:rFonts w:ascii="Times New Roman" w:hAnsi="Times New Roman" w:cs="Times New Roman"/>
+          <w:sz w:val="24"/>
+          <w:szCs w:val="22"/>
+        </w:rPr>
+      </w:r>
+      <w:proofErr w:type="spellEnd"/>
+      <w:r>
+        <w:rPr>
+          <w:rFonts w:ascii="Times New Roman" w:hAnsi="Times New Roman" w:cs="Times New Roman"/>
+          <w:sz w:val="24"/>
+          <w:szCs w:val="22"/>
+        </w:rPr>
+      </w:r>
+    </w:p>
+    <w:p>
+      <w:pPr>
+        <w:rPr>
+          <w:rFonts w:ascii="Times New Roman" w:hAnsi="Times New Roman" w:cs="Times New Roman"/>
+          <w:sz w:val="24"/>
+          <w:szCs w:val="22"/>
+        </w:rPr>
+      </w:pPr>
+      <w:r/>
     </w:p>
     <w:p>
       <w:pPr>
@@ -1080,7 +1017,7 @@
           <w:sz w:val="24"/>
           <w:szCs w:val="22"/>
         </w:rPr>
-        <w:t>print(</w:t>
+        <w:t># Step 4: Make predictions on the test set</w:t>
       </w:r>
       <w:proofErr w:type="gramEnd"/>
       <w:r>
@@ -1089,16 +1026,14 @@
           <w:sz w:val="24"/>
           <w:szCs w:val="22"/>
         </w:rPr>
-        <w:t xml:space="preserve">"Coefficients:", </w:t>
-      </w:r>
-      <w:proofErr w:type="spellStart"/>
-      <w:r>
-        <w:rPr>
-          <w:rFonts w:ascii="Times New Roman" w:hAnsi="Times New Roman" w:cs="Times New Roman"/>
-          <w:sz w:val="24"/>
-          <w:szCs w:val="22"/>
-        </w:rPr>
-        <w:t>lr_</w:t>
+      </w:r>
+      <w:proofErr w:type="spellStart"/>
+      <w:r>
+        <w:rPr>
+          <w:rFonts w:ascii="Times New Roman" w:hAnsi="Times New Roman" w:cs="Times New Roman"/>
+          <w:sz w:val="24"/>
+          <w:szCs w:val="22"/>
+        </w:rPr>
       </w:r>
       <w:proofErr w:type="gramStart"/>
       <w:r>
@@ -1107,7 +1042,6 @@
           <w:sz w:val="24"/>
           <w:szCs w:val="22"/>
         </w:rPr>
-        <w:t>model.coef</w:t>
       </w:r>
       <w:proofErr w:type="spellEnd"/>
       <w:proofErr w:type="gramEnd"/>
@@ -1117,7 +1051,6 @@
           <w:sz w:val="24"/>
           <w:szCs w:val="22"/>
         </w:rPr>
-        <w:t>_)</w:t>
       </w:r>
     </w:p>
     <w:p>
@@ -1135,7 +1068,7 @@
           <w:sz w:val="24"/>
           <w:szCs w:val="22"/>
         </w:rPr>
-        <w:t>print(</w:t>
+        <w:t>y_pred = reg_model.predict(X_test)</w:t>
       </w:r>
       <w:proofErr w:type="gramEnd"/>
       <w:r>
@@ -1144,16 +1077,14 @@
           <w:sz w:val="24"/>
           <w:szCs w:val="22"/>
         </w:rPr>
-        <w:t xml:space="preserve">"Intercept:", </w:t>
-      </w:r>
-      <w:proofErr w:type="spellStart"/>
-      <w:r>
-        <w:rPr>
-          <w:rFonts w:ascii="Times New Roman" w:hAnsi="Times New Roman" w:cs="Times New Roman"/>
-          <w:sz w:val="24"/>
-          <w:szCs w:val="22"/>
-        </w:rPr>
-        <w:t>lr_</w:t>
+      </w:r>
+      <w:proofErr w:type="spellStart"/>
+      <w:r>
+        <w:rPr>
+          <w:rFonts w:ascii="Times New Roman" w:hAnsi="Times New Roman" w:cs="Times New Roman"/>
+          <w:sz w:val="24"/>
+          <w:szCs w:val="22"/>
+        </w:rPr>
       </w:r>
       <w:proofErr w:type="gramStart"/>
       <w:r>
@@ -1162,7 +1093,6 @@
           <w:sz w:val="24"/>
           <w:szCs w:val="22"/>
         </w:rPr>
-        <w:t>model.intercept</w:t>
       </w:r>
       <w:proofErr w:type="spellEnd"/>
       <w:proofErr w:type="gramEnd"/>
@@ -1172,7 +1102,6 @@
           <w:sz w:val="24"/>
           <w:szCs w:val="22"/>
         </w:rPr>
-        <w:t>_)</w:t>
       </w:r>
     </w:p>
     <w:p>
@@ -1190,7 +1119,6 @@
           <w:sz w:val="24"/>
           <w:szCs w:val="22"/>
         </w:rPr>
-        <w:t>print(</w:t>
       </w:r>
       <w:proofErr w:type="gramEnd"/>
       <w:r>
@@ -1199,25 +1127,22 @@
           <w:sz w:val="24"/>
           <w:szCs w:val="22"/>
         </w:rPr>
-        <w:t xml:space="preserve">"Mean Squared Error:", </w:t>
-      </w:r>
-      <w:proofErr w:type="spellStart"/>
-      <w:r>
-        <w:rPr>
-          <w:rFonts w:ascii="Times New Roman" w:hAnsi="Times New Roman" w:cs="Times New Roman"/>
-          <w:sz w:val="24"/>
-          <w:szCs w:val="22"/>
-        </w:rPr>
-        <w:t>mse</w:t>
-      </w:r>
-      <w:proofErr w:type="spellEnd"/>
-      <w:r>
-        <w:rPr>
-          <w:rFonts w:ascii="Times New Roman" w:hAnsi="Times New Roman" w:cs="Times New Roman"/>
-          <w:sz w:val="24"/>
-          <w:szCs w:val="22"/>
-        </w:rPr>
-        <w:t>)</w:t>
+      </w:r>
+      <w:proofErr w:type="spellStart"/>
+      <w:r>
+        <w:rPr>
+          <w:rFonts w:ascii="Times New Roman" w:hAnsi="Times New Roman" w:cs="Times New Roman"/>
+          <w:sz w:val="24"/>
+          <w:szCs w:val="22"/>
+        </w:rPr>
+      </w:r>
+      <w:proofErr w:type="spellEnd"/>
+      <w:r>
+        <w:rPr>
+          <w:rFonts w:ascii="Times New Roman" w:hAnsi="Times New Roman" w:cs="Times New Roman"/>
+          <w:sz w:val="24"/>
+          <w:szCs w:val="22"/>
+        </w:rPr>
       </w:r>
     </w:p>
     <w:p>
@@ -1235,8 +1160,7 @@
           <w:sz w:val="24"/>
           <w:szCs w:val="22"/>
         </w:rPr>
-        <w:lastRenderedPageBreak/>
-        <w:t>print(</w:t>
+        <w:t># Step 5: Evaluate model performance</w:t>
       </w:r>
       <w:proofErr w:type="gramEnd"/>
       <w:r>
@@ -1245,17 +1169,19 @@
           <w:sz w:val="24"/>
           <w:szCs w:val="22"/>
         </w:rPr>
-        <w:t>"R² Score:", r2)</w:t>
-      </w:r>
-    </w:p>
-    <w:p>
-      <w:pPr>
-        <w:rPr>
-          <w:rFonts w:ascii="Times New Roman" w:hAnsi="Times New Roman" w:cs="Times New Roman"/>
-          <w:sz w:val="24"/>
-          <w:szCs w:val="22"/>
-        </w:rPr>
-      </w:pPr>
+      </w:r>
+    </w:p>
+    <w:p>
+      <w:pPr>
+        <w:rPr>
+          <w:rFonts w:ascii="Times New Roman" w:hAnsi="Times New Roman" w:cs="Times New Roman"/>
+          <w:sz w:val="24"/>
+          <w:szCs w:val="22"/>
+        </w:rPr>
+      </w:pPr>
+      <w:r>
+        <w:t>mse_val = mean_squared_error(y_test, y_pred)</w:t>
+      </w:r>
     </w:p>
     <w:p>
       <w:pPr>
@@ -1273,7 +1199,7 @@
           <w:sz w:val="24"/>
           <w:szCs w:val="22"/>
         </w:rPr>
-        <w:t>plt.scatter</w:t>
+        <w:t>r2_val  = r2_score(y_test, y_pred)</w:t>
       </w:r>
       <w:proofErr w:type="spellEnd"/>
       <w:proofErr w:type="gramEnd"/>
@@ -1283,43 +1209,38 @@
           <w:sz w:val="24"/>
           <w:szCs w:val="22"/>
         </w:rPr>
-        <w:t>(</w:t>
-      </w:r>
-      <w:proofErr w:type="spellStart"/>
-      <w:r>
-        <w:rPr>
-          <w:rFonts w:ascii="Times New Roman" w:hAnsi="Times New Roman" w:cs="Times New Roman"/>
-          <w:sz w:val="24"/>
-          <w:szCs w:val="22"/>
-        </w:rPr>
-        <w:t>y_test</w:t>
-      </w:r>
-      <w:proofErr w:type="spellEnd"/>
-      <w:r>
-        <w:rPr>
-          <w:rFonts w:ascii="Times New Roman" w:hAnsi="Times New Roman" w:cs="Times New Roman"/>
-          <w:sz w:val="24"/>
-          <w:szCs w:val="22"/>
-        </w:rPr>
-        <w:t xml:space="preserve">, </w:t>
-      </w:r>
-      <w:proofErr w:type="spellStart"/>
-      <w:r>
-        <w:rPr>
-          <w:rFonts w:ascii="Times New Roman" w:hAnsi="Times New Roman" w:cs="Times New Roman"/>
-          <w:sz w:val="24"/>
-          <w:szCs w:val="22"/>
-        </w:rPr>
-        <w:t>y_pred</w:t>
-      </w:r>
-      <w:proofErr w:type="spellEnd"/>
-      <w:r>
-        <w:rPr>
-          <w:rFonts w:ascii="Times New Roman" w:hAnsi="Times New Roman" w:cs="Times New Roman"/>
-          <w:sz w:val="24"/>
-          <w:szCs w:val="22"/>
-        </w:rPr>
-        <w:t>, alpha=0.5)</w:t>
+      </w:r>
+      <w:proofErr w:type="spellStart"/>
+      <w:r>
+        <w:rPr>
+          <w:rFonts w:ascii="Times New Roman" w:hAnsi="Times New Roman" w:cs="Times New Roman"/>
+          <w:sz w:val="24"/>
+          <w:szCs w:val="22"/>
+        </w:rPr>
+      </w:r>
+      <w:proofErr w:type="spellEnd"/>
+      <w:r>
+        <w:rPr>
+          <w:rFonts w:ascii="Times New Roman" w:hAnsi="Times New Roman" w:cs="Times New Roman"/>
+          <w:sz w:val="24"/>
+          <w:szCs w:val="22"/>
+        </w:rPr>
+      </w:r>
+      <w:proofErr w:type="spellStart"/>
+      <w:r>
+        <w:rPr>
+          <w:rFonts w:ascii="Times New Roman" w:hAnsi="Times New Roman" w:cs="Times New Roman"/>
+          <w:sz w:val="24"/>
+          <w:szCs w:val="22"/>
+        </w:rPr>
+      </w:r>
+      <w:proofErr w:type="spellEnd"/>
+      <w:r>
+        <w:rPr>
+          <w:rFonts w:ascii="Times New Roman" w:hAnsi="Times New Roman" w:cs="Times New Roman"/>
+          <w:sz w:val="24"/>
+          <w:szCs w:val="22"/>
+        </w:rPr>
       </w:r>
     </w:p>
     <w:p>
@@ -1338,7 +1259,7 @@
           <w:sz w:val="24"/>
           <w:szCs w:val="22"/>
         </w:rPr>
-        <w:t>plt.xlabel</w:t>
+        <w:t>print('\nModel Coefficients :', reg_model.coef_)</w:t>
       </w:r>
       <w:proofErr w:type="spellEnd"/>
       <w:proofErr w:type="gramEnd"/>
@@ -1348,7 +1269,6 @@
           <w:sz w:val="24"/>
           <w:szCs w:val="22"/>
         </w:rPr>
-        <w:t>("Actual Values")</w:t>
       </w:r>
     </w:p>
     <w:p>
@@ -1367,7 +1287,7 @@
           <w:sz w:val="24"/>
           <w:szCs w:val="22"/>
         </w:rPr>
-        <w:t>plt.ylabel</w:t>
+        <w:t>print('Intercept          :', reg_model.intercept_)</w:t>
       </w:r>
       <w:proofErr w:type="spellEnd"/>
       <w:proofErr w:type="gramEnd"/>
@@ -1377,7 +1297,6 @@
           <w:sz w:val="24"/>
           <w:szCs w:val="22"/>
         </w:rPr>
-        <w:t>("Predicted Values")</w:t>
       </w:r>
     </w:p>
     <w:p>
@@ -1396,7 +1315,7 @@
           <w:sz w:val="24"/>
           <w:szCs w:val="22"/>
         </w:rPr>
-        <w:t>plt.title</w:t>
+        <w:t>print('Mean Squared Error :', round(mse_val, 4))</w:t>
       </w:r>
       <w:proofErr w:type="spellEnd"/>
       <w:proofErr w:type="gramEnd"/>
@@ -1406,7 +1325,6 @@
           <w:sz w:val="24"/>
           <w:szCs w:val="22"/>
         </w:rPr>
-        <w:t>("Actual vs Predicted Housing Prices")</w:t>
       </w:r>
     </w:p>
     <w:p>
@@ -1427,7 +1345,7 @@
           <w:sz w:val="24"/>
           <w:szCs w:val="22"/>
         </w:rPr>
-        <w:t>plt.show</w:t>
+        <w:t>print('R² Score           :', round(r2_val, 4))</w:t>
       </w:r>
       <w:proofErr w:type="spellEnd"/>
       <w:proofErr w:type="gramEnd"/>
@@ -1437,67 +1355,135 @@
           <w:sz w:val="24"/>
           <w:szCs w:val="22"/>
         </w:rPr>
-        <w:t>()</w:t>
-      </w:r>
-    </w:p>
-    <w:p>
-      <w:pPr>
-        <w:rPr>
-          <w:rFonts w:ascii="Times New Roman" w:hAnsi="Times New Roman" w:cs="Times New Roman"/>
-          <w:sz w:val="24"/>
-          <w:szCs w:val="22"/>
-        </w:rPr>
-      </w:pPr>
-    </w:p>
-    <w:p>
-      <w:pPr>
-        <w:rPr>
-          <w:rFonts w:ascii="Times New Roman" w:hAnsi="Times New Roman" w:cs="Times New Roman"/>
-          <w:sz w:val="24"/>
-          <w:szCs w:val="22"/>
-        </w:rPr>
-      </w:pPr>
+      </w:r>
+    </w:p>
+    <w:p>
+      <w:pPr>
+        <w:rPr>
+          <w:rFonts w:ascii="Times New Roman" w:hAnsi="Times New Roman" w:cs="Times New Roman"/>
+          <w:sz w:val="24"/>
+          <w:szCs w:val="22"/>
+        </w:rPr>
+      </w:pPr>
+      <w:r/>
+    </w:p>
+    <w:p>
+      <w:pPr>
+        <w:rPr>
+          <w:rFonts w:ascii="Times New Roman" w:hAnsi="Times New Roman" w:cs="Times New Roman"/>
+          <w:sz w:val="24"/>
+          <w:szCs w:val="22"/>
+        </w:rPr>
+      </w:pPr>
+      <w:r>
+        <w:t># Step 6: Plot Actual vs Predicted values</w:t>
+      </w:r>
     </w:p>
     <w:p>
       <w:r>
         <w:rPr>
           <w:noProof/>
         </w:rPr>
-        <w:drawing>
-          <wp:inline distT="0" distB="0" distL="0" distR="0" wp14:anchorId="252B551F" wp14:editId="3B58CF14">
-            <wp:extent cx="5731510" cy="3369310"/>
-            <wp:effectExtent l="0" t="0" r="2540" b="2540"/>
-            <wp:docPr id="1260529766" name="Picture 1"/>
-            <wp:cNvGraphicFramePr>
-              <a:graphicFrameLocks xmlns:a="http://schemas.openxmlformats.org/drawingml/2006/main" noChangeAspect="1"/>
-            </wp:cNvGraphicFramePr>
-            <a:graphic xmlns:a="http://schemas.openxmlformats.org/drawingml/2006/main">
-              <a:graphicData uri="http://schemas.openxmlformats.org/drawingml/2006/picture">
-                <pic:pic xmlns:pic="http://schemas.openxmlformats.org/drawingml/2006/picture">
-                  <pic:nvPicPr>
-                    <pic:cNvPr id="1260529766" name=""/>
-                    <pic:cNvPicPr/>
-                  </pic:nvPicPr>
-                  <pic:blipFill>
-                    <a:blip r:embed="rId4"/>
-                    <a:stretch>
-                      <a:fillRect/>
-                    </a:stretch>
-                  </pic:blipFill>
-                  <pic:spPr>
-                    <a:xfrm>
-                      <a:off x="0" y="0"/>
-                      <a:ext cx="5731510" cy="3369310"/>
-                    </a:xfrm>
-                    <a:prstGeom prst="rect">
-                      <a:avLst/>
-                    </a:prstGeom>
-                  </pic:spPr>
-                </pic:pic>
-              </a:graphicData>
-            </a:graphic>
-          </wp:inline>
-        </w:drawing>
+        <w:t>plt.figure(figsize=(7, 5))</w:t>
+      </w:r>
+    </w:p>
+    <w:p>
+      <w:r>
+        <w:rPr>
+          <w:noProof/>
+        </w:rPr>
+        <w:t>plt.scatter(y_test, y_pred, alpha=0.4, color='steelblue', s=15)</w:t>
+      </w:r>
+    </w:p>
+    <w:p>
+      <w:r>
+        <w:rPr>
+          <w:noProof/>
+        </w:rPr>
+        <w:t>plt.plot([y_test.min(), y_test.max()], [y_test.min(), y_test.max()], 'r--', label='Perfect Fit')</w:t>
+      </w:r>
+    </w:p>
+    <w:p>
+      <w:r>
+        <w:rPr>
+          <w:noProof/>
+        </w:rPr>
+        <w:t>plt.title('Linear Regression — Actual vs Predicted Prices')</w:t>
+      </w:r>
+    </w:p>
+    <w:p>
+      <w:r>
+        <w:rPr>
+          <w:noProof/>
+        </w:rPr>
+        <w:t>plt.xlabel('Actual Price')</w:t>
+      </w:r>
+    </w:p>
+    <w:p>
+      <w:r>
+        <w:rPr>
+          <w:noProof/>
+        </w:rPr>
+        <w:t>plt.ylabel('Predicted Price')</w:t>
+      </w:r>
+    </w:p>
+    <w:p>
+      <w:r>
+        <w:rPr>
+          <w:noProof/>
+        </w:rPr>
+        <w:t>plt.legend()</w:t>
+      </w:r>
+    </w:p>
+    <w:p>
+      <w:r>
+        <w:rPr>
+          <w:noProof/>
+        </w:rPr>
+        <w:t>plt.tight_layout()</w:t>
+      </w:r>
+    </w:p>
+    <w:p>
+      <w:r>
+        <w:rPr>
+          <w:noProof/>
+        </w:rPr>
+        <w:t>plt.show()</w:t>
+      </w:r>
+    </w:p>
+    <w:p>
+      <w:r>
+        <w:rPr>
+          <w:noProof/>
+        </w:rPr>
+      </w:r>
+    </w:p>
+    <w:p>
+      <w:r>
+        <w:rPr>
+          <w:noProof/>
+        </w:rPr>
+      </w:r>
+    </w:p>
+    <w:p>
+      <w:r>
+        <w:rPr>
+          <w:noProof/>
+        </w:rPr>
+      </w:r>
+    </w:p>
+    <w:p>
+      <w:r>
+        <w:rPr>
+          <w:noProof/>
+        </w:rPr>
+      </w:r>
+    </w:p>
+    <w:p>
+      <w:r>
+        <w:rPr>
+          <w:noProof/>
+        </w:rPr>
       </w:r>
     </w:p>
     <w:sectPr>
